--- a/ilpomodoro-website/vorlagen-instagram/Il-Pomodoro-Wochenkarte-Instagram.docx
+++ b/ilpomodoro-website/vorlagen-instagram/Il-Pomodoro-Wochenkarte-Instagram.docx
@@ -63,7 +63,7 @@
           <w:sz w:val="32"/>
           <w:szCs w:val="32"/>
         </w:rPr>
-        <w:t xml:space="preserve">6. bis 10. Oktober 2026</w:t>
+        <w:t xml:space="preserve">Datum der Woche</w:t>
       </w:r>
     </w:p>
     <w:p>
@@ -123,7 +123,7 @@
                 <w:sz w:val="34"/>
                 <w:szCs w:val="34"/>
               </w:rPr>
-              <w:t xml:space="preserve">Pici al Ragù</w:t>
+              <w:t xml:space="preserve">Gericht 1</w:t>
             </w:r>
           </w:p>
           <w:p>
@@ -139,7 +139,7 @@
                 <w:sz w:val="22"/>
                 <w:szCs w:val="22"/>
               </w:rPr>
-              <w:t xml:space="preserve">Handgerollte Pasta mit Wildschweinragout</w:t>
+              <w:t xml:space="preserve">Kurze Beschreibung</w:t>
             </w:r>
           </w:p>
         </w:tc>
@@ -174,7 +174,7 @@
                 <w:sz w:val="32"/>
                 <w:szCs w:val="32"/>
               </w:rPr>
-              <w:t xml:space="preserve">15,90 €</w:t>
+              <w:t xml:space="preserve">00,00 €</w:t>
             </w:r>
           </w:p>
         </w:tc>
@@ -213,7 +213,7 @@
                 <w:sz w:val="34"/>
                 <w:szCs w:val="34"/>
               </w:rPr>
-              <w:t xml:space="preserve">Risotto ai Funghi</w:t>
+              <w:t xml:space="preserve">Gericht 2</w:t>
             </w:r>
           </w:p>
           <w:p>
@@ -229,7 +229,7 @@
                 <w:sz w:val="22"/>
                 <w:szCs w:val="22"/>
               </w:rPr>
-              <w:t xml:space="preserve">Cremiges Risotto mit Steinpilzen</w:t>
+              <w:t xml:space="preserve">Kurze Beschreibung</w:t>
             </w:r>
           </w:p>
         </w:tc>
@@ -264,7 +264,7 @@
                 <w:sz w:val="32"/>
                 <w:szCs w:val="32"/>
               </w:rPr>
-              <w:t xml:space="preserve">14,50 €</w:t>
+              <w:t xml:space="preserve">00,00 €</w:t>
             </w:r>
           </w:p>
         </w:tc>
@@ -303,7 +303,7 @@
                 <w:sz w:val="34"/>
                 <w:szCs w:val="34"/>
               </w:rPr>
-              <w:t xml:space="preserve">Saltimbocca alla Romana</w:t>
+              <w:t xml:space="preserve">Gericht 3</w:t>
             </w:r>
           </w:p>
           <w:p>
@@ -319,7 +319,7 @@
                 <w:sz w:val="22"/>
                 <w:szCs w:val="22"/>
               </w:rPr>
-              <w:t xml:space="preserve">Kalbsschnitzel mit Salbei und Parmaschinken</w:t>
+              <w:t xml:space="preserve">Kurze Beschreibung</w:t>
             </w:r>
           </w:p>
         </w:tc>
@@ -354,7 +354,7 @@
                 <w:sz w:val="32"/>
                 <w:szCs w:val="32"/>
               </w:rPr>
-              <w:t xml:space="preserve">21,50 €</w:t>
+              <w:t xml:space="preserve">00,00 €</w:t>
             </w:r>
           </w:p>
         </w:tc>
@@ -393,7 +393,7 @@
                 <w:sz w:val="34"/>
                 <w:szCs w:val="34"/>
               </w:rPr>
-              <w:t xml:space="preserve">Orata al Forno</w:t>
+              <w:t xml:space="preserve">Gericht 4</w:t>
             </w:r>
           </w:p>
           <w:p>
@@ -409,7 +409,7 @@
                 <w:sz w:val="22"/>
                 <w:szCs w:val="22"/>
               </w:rPr>
-              <w:t xml:space="preserve">Dorade aus dem Holzofen mit Ofengemüse</w:t>
+              <w:t xml:space="preserve">Kurze Beschreibung</w:t>
             </w:r>
           </w:p>
         </w:tc>
@@ -444,7 +444,7 @@
                 <w:sz w:val="32"/>
                 <w:szCs w:val="32"/>
               </w:rPr>
-              <w:t xml:space="preserve">22,90 €</w:t>
+              <w:t xml:space="preserve">00,00 €</w:t>
             </w:r>
           </w:p>
         </w:tc>
@@ -483,7 +483,7 @@
                 <w:sz w:val="34"/>
                 <w:szCs w:val="34"/>
               </w:rPr>
-              <w:t xml:space="preserve">Pizza Autunno</w:t>
+              <w:t xml:space="preserve">Gericht 5</w:t>
             </w:r>
           </w:p>
           <w:p>
@@ -499,7 +499,7 @@
                 <w:sz w:val="22"/>
                 <w:szCs w:val="22"/>
               </w:rPr>
-              <w:t xml:space="preserve">Kürbiscreme, Salsiccia und Rosmarin</w:t>
+              <w:t xml:space="preserve">Kurze Beschreibung</w:t>
             </w:r>
           </w:p>
         </w:tc>
@@ -534,7 +534,7 @@
                 <w:sz w:val="32"/>
                 <w:szCs w:val="32"/>
               </w:rPr>
-              <w:t xml:space="preserve">13,90 €</w:t>
+              <w:t xml:space="preserve">00,00 €</w:t>
             </w:r>
           </w:p>
         </w:tc>
@@ -573,7 +573,7 @@
                 <w:sz w:val="34"/>
                 <w:szCs w:val="34"/>
               </w:rPr>
-              <w:t xml:space="preserve">Panna Cotta</w:t>
+              <w:t xml:space="preserve">Gericht 6</w:t>
             </w:r>
           </w:p>
           <w:p>
@@ -589,7 +589,7 @@
                 <w:sz w:val="22"/>
                 <w:szCs w:val="22"/>
               </w:rPr>
-              <w:t xml:space="preserve">Mit Waldbeeren</w:t>
+              <w:t xml:space="preserve">Kurze Beschreibung</w:t>
             </w:r>
           </w:p>
         </w:tc>
@@ -624,7 +624,7 @@
                 <w:sz w:val="32"/>
                 <w:szCs w:val="32"/>
               </w:rPr>
-              <w:t xml:space="preserve">6,50 €</w:t>
+              <w:t xml:space="preserve">00,00 €</w:t>
             </w:r>
           </w:p>
         </w:tc>
